--- a/templates/prekrashenie_gibdd.docx
+++ b/templates/prekrashenie_gibdd.docx
@@ -211,6 +211,7 @@
     <w:p>
       <w:pPr>
         <w:spacing w:after="240" w:before="240" w:line="240" w:lineRule="auto"/>
+        <w:ind w:left="708.6614173228347" w:firstLine="0"/>
         <w:jc w:val="right"/>
         <w:rPr>
           <w:rFonts w:ascii="Times New Roman" w:cs="Times New Roman" w:eastAsia="Times New Roman" w:hAnsi="Times New Roman"/>
@@ -227,7 +228,7 @@
     <w:p>
       <w:pPr>
         <w:spacing w:after="240" w:before="240" w:line="240" w:lineRule="auto"/>
-        <w:ind w:left="-850.3937007874016" w:firstLine="0"/>
+        <w:ind w:left="708.6614173228347" w:firstLine="0"/>
         <w:jc w:val="center"/>
         <w:rPr>
           <w:rFonts w:ascii="Times New Roman" w:cs="Times New Roman" w:eastAsia="Times New Roman" w:hAnsi="Times New Roman"/>
@@ -254,7 +255,7 @@
     <w:p>
       <w:pPr>
         <w:spacing w:after="240" w:before="240" w:line="240" w:lineRule="auto"/>
-        <w:ind w:left="-850.3937007874016" w:firstLine="0"/>
+        <w:ind w:left="708.6614173228347" w:firstLine="0"/>
         <w:jc w:val="center"/>
         <w:rPr>
           <w:rFonts w:ascii="Times New Roman" w:cs="Times New Roman" w:eastAsia="Times New Roman" w:hAnsi="Times New Roman"/>
@@ -272,13 +273,13 @@
     </w:p>
     <w:p>
       <w:pPr>
-        <w:spacing w:after="0" w:before="0" w:line="276" w:lineRule="auto"/>
-        <w:ind w:left="-1417.3228346456694" w:firstLine="708.6614173228347"/>
+        <w:spacing w:after="200" w:line="276" w:lineRule="auto"/>
+        <w:ind w:left="708.6614173228347" w:firstLine="0"/>
         <w:jc w:val="both"/>
         <w:rPr>
           <w:rFonts w:ascii="Times New Roman" w:cs="Times New Roman" w:eastAsia="Times New Roman" w:hAnsi="Times New Roman"/>
-          <w:sz w:val="24"/>
-          <w:szCs w:val="24"/>
+          <w:sz w:val="18"/>
+          <w:szCs w:val="18"/>
         </w:rPr>
       </w:pPr>
       <w:r>
@@ -290,26 +291,48 @@
         </w:rPr>
         <w:t xml:space="preserve">{{BODY}}</w:t>
       </w:r>
-    </w:p>
-    <w:p>
-      <w:pPr>
-        <w:spacing w:after="240" w:before="240" w:line="240" w:lineRule="auto"/>
-        <w:ind w:left="-992.1259842519685" w:right="-155.6692913385814" w:firstLine="566.9291338582675"/>
+      <w:r>
+        <w:rPr>
+          <w:rtl w:val="0"/>
+        </w:rPr>
+      </w:r>
+    </w:p>
+    <w:p>
+      <w:pPr>
+        <w:spacing w:after="200" w:line="276" w:lineRule="auto"/>
+        <w:ind w:left="708.6614173228347" w:firstLine="0"/>
         <w:jc w:val="both"/>
         <w:rPr>
           <w:rFonts w:ascii="Times New Roman" w:cs="Times New Roman" w:eastAsia="Times New Roman" w:hAnsi="Times New Roman"/>
-          <w:sz w:val="24"/>
-          <w:szCs w:val="24"/>
-        </w:rPr>
-      </w:pPr>
-      <w:r>
-        <w:rPr>
-          <w:rFonts w:ascii="Times New Roman" w:cs="Times New Roman" w:eastAsia="Times New Roman" w:hAnsi="Times New Roman"/>
-          <w:sz w:val="24"/>
-          <w:szCs w:val="24"/>
-          <w:rtl w:val="0"/>
-        </w:rPr>
-        <w:t xml:space="preserve">«___» __________ 2026 г.                                            _____________ {{CLIENT_SIGNATURE}}</w:t>
+          <w:sz w:val="18"/>
+          <w:szCs w:val="18"/>
+        </w:rPr>
+      </w:pPr>
+      <w:r>
+        <w:rPr>
+          <w:rtl w:val="0"/>
+        </w:rPr>
+      </w:r>
+    </w:p>
+    <w:p>
+      <w:pPr>
+        <w:spacing w:after="200" w:line="276" w:lineRule="auto"/>
+        <w:ind w:left="708.6614173228347" w:firstLine="0"/>
+        <w:jc w:val="both"/>
+        <w:rPr>
+          <w:rFonts w:ascii="Times New Roman" w:cs="Times New Roman" w:eastAsia="Times New Roman" w:hAnsi="Times New Roman"/>
+          <w:sz w:val="24"/>
+          <w:szCs w:val="24"/>
+        </w:rPr>
+      </w:pPr>
+      <w:r>
+        <w:rPr>
+          <w:rFonts w:ascii="Times New Roman" w:cs="Times New Roman" w:eastAsia="Times New Roman" w:hAnsi="Times New Roman"/>
+          <w:sz w:val="24"/>
+          <w:szCs w:val="24"/>
+          <w:rtl w:val="0"/>
+        </w:rPr>
+        <w:t xml:space="preserve">«___» __________ 2026 г.                                                   _____________ {{CLIENT_SIGNATURE}}</w:t>
       </w:r>
     </w:p>
     <w:p>
@@ -334,6 +357,7 @@
     </w:p>
     <w:p>
       <w:pPr>
+        <w:ind w:right="0"/>
         <w:rPr>
           <w:rFonts w:ascii="Times New Roman" w:cs="Times New Roman" w:eastAsia="Times New Roman" w:hAnsi="Times New Roman"/>
           <w:sz w:val="24"/>
@@ -348,7 +372,7 @@
     </w:p>
     <w:sectPr>
       <w:pgSz w:h="16834" w:w="11909" w:orient="portrait"/>
-      <w:pgMar w:bottom="682.9133858267733" w:top="850.3937007874016" w:left="1984.251968503937" w:right="859.1338582677173" w:header="720" w:footer="720"/>
+      <w:pgMar w:bottom="682.9133858267733" w:top="850.3937007874016" w:left="283.46456692913375" w:right="859.1338582677173" w:header="720" w:footer="720"/>
       <w:pgNumType w:start="1"/>
     </w:sectPr>
   </w:body>
